--- a/backend/data/Kündigung nach TKG 1&1.docx
+++ b/backend/data/Kündigung nach TKG 1&1.docx
@@ -1157,19 +1157,7 @@
         <w:rPr>
           <w:rFonts w:ascii="Calibri" w:hAnsi="Calibri" w:cs="Calibri"/>
         </w:rPr>
-        <w:t>6</w:t>
-      </w:r>
-      <w:r>
-        <w:rPr>
-          <w:rFonts w:ascii="Calibri" w:hAnsi="Calibri" w:cs="Calibri"/>
-        </w:rPr>
-        <w:t>.</w:t>
-      </w:r>
-      <w:r>
-        <w:rPr>
-          <w:rFonts w:ascii="Calibri" w:hAnsi="Calibri" w:cs="Calibri"/>
-        </w:rPr>
-        <w:t>3</w:t>
+        <w:t>7</w:t>
       </w:r>
       <w:r>
         <w:rPr>
@@ -1237,7 +1225,37 @@
         <w:rPr>
           <w:rFonts w:ascii="Calibri" w:hAnsi="Calibri" w:cs="Calibri"/>
         </w:rPr>
-        <w:t>","1und1"],</w:t>
+        <w:t>","1und1</w:t>
+      </w:r>
+      <w:r>
+        <w:rPr>
+          <w:rFonts w:ascii="Calibri" w:hAnsi="Calibri" w:cs="Calibri"/>
+        </w:rPr>
+        <w:t>"</w:t>
+      </w:r>
+      <w:r>
+        <w:rPr>
+          <w:rFonts w:ascii="Calibri" w:hAnsi="Calibri" w:cs="Calibri"/>
+        </w:rPr>
+        <w:t>,"</w:t>
+      </w:r>
+      <w:r>
+        <w:rPr>
+          <w:rFonts w:ascii="Calibri" w:hAnsi="Calibri" w:cs="Calibri"/>
+        </w:rPr>
+        <w:t>Mobilfunk</w:t>
+      </w:r>
+      <w:r>
+        <w:rPr>
+          <w:rFonts w:ascii="Calibri" w:hAnsi="Calibri" w:cs="Calibri"/>
+        </w:rPr>
+        <w:t>"</w:t>
+      </w:r>
+      <w:r>
+        <w:rPr>
+          <w:rFonts w:ascii="Calibri" w:hAnsi="Calibri" w:cs="Calibri"/>
+        </w:rPr>
+        <w:t>],</w:t>
       </w:r>
     </w:p>
     <w:p>
@@ -1257,6 +1275,30 @@
           <w:rFonts w:ascii="Calibri" w:hAnsi="Calibri" w:cs="Calibri"/>
         </w:rPr>
         <w:t>"provider":["1&amp;1"]</w:t>
+      </w:r>
+      <w:r>
+        <w:rPr>
+          <w:rFonts w:ascii="Calibri" w:hAnsi="Calibri" w:cs="Calibri"/>
+        </w:rPr>
+        <w:t>,</w:t>
+      </w:r>
+      <w:r>
+        <w:rPr>
+          <w:rFonts w:ascii="Calibri" w:hAnsi="Calibri" w:cs="Calibri"/>
+        </w:rPr>
+        <w:br/>
+      </w:r>
+      <w:r>
+        <w:rPr>
+          <w:rFonts w:ascii="Calibri" w:hAnsi="Calibri" w:cs="Calibri"/>
+        </w:rPr>
+        <w:tab/>
+      </w:r>
+      <w:r>
+        <w:rPr>
+          <w:rFonts w:ascii="Calibri" w:hAnsi="Calibri" w:cs="Calibri"/>
+        </w:rPr>
+        <w:t>"vertragstyp":["Mobilfunk"]</w:t>
       </w:r>
     </w:p>
     <w:p>
@@ -1353,6 +1395,7 @@
         <w:rPr>
           <w:rFonts w:ascii="Calibri" w:hAnsi="Calibri" w:cs="Calibri"/>
         </w:rPr>
+        <w:lastRenderedPageBreak/>
         <w:t xml:space="preserve">            ]</w:t>
       </w:r>
     </w:p>
@@ -1366,7 +1409,6 @@
         <w:rPr>
           <w:rFonts w:ascii="Calibri" w:hAnsi="Calibri" w:cs="Calibri"/>
         </w:rPr>
-        <w:lastRenderedPageBreak/>
         <w:t xml:space="preserve">        },</w:t>
       </w:r>
     </w:p>

--- a/backend/data/Kündigung nach TKG 1&1.docx
+++ b/backend/data/Kündigung nach TKG 1&1.docx
@@ -641,7 +641,31 @@
         <w:rPr>
           <w:rFonts w:ascii="Calibri" w:hAnsi="Calibri" w:cs="Calibri"/>
         </w:rPr>
-        <w:t>Hiermit kündige ich, {{Vorname}} {{ Name }}, meinen 1&amp;1 {{ Vertragstyp }} Vertrag mit allen dazugehörigen Bestandteilen unter den folgenden Daten:</w:t>
+        <w:t>h</w:t>
+      </w:r>
+      <w:r>
+        <w:rPr>
+          <w:rFonts w:ascii="Calibri" w:hAnsi="Calibri" w:cs="Calibri"/>
+        </w:rPr>
+        <w:t>iermit kündige ich, {{Vorname}} {{ Name }}, meinen 1&amp;1</w:t>
+      </w:r>
+      <w:r>
+        <w:rPr>
+          <w:rFonts w:ascii="Calibri" w:hAnsi="Calibri" w:cs="Calibri"/>
+        </w:rPr>
+        <w:t>{% if Vertragstyp %} {{ Vertragstyp }}{% endif %}</w:t>
+      </w:r>
+      <w:r>
+        <w:rPr>
+          <w:rFonts w:ascii="Calibri" w:hAnsi="Calibri" w:cs="Calibri"/>
+        </w:rPr>
+        <w:t xml:space="preserve"> </w:t>
+      </w:r>
+      <w:r>
+        <w:rPr>
+          <w:rFonts w:ascii="Calibri" w:hAnsi="Calibri" w:cs="Calibri"/>
+        </w:rPr>
+        <w:t>Vertrag mit allen dazugehörigen Bestandteilen unter den folgenden Daten:</w:t>
       </w:r>
       <w:r>
         <w:rPr>
@@ -1305,24 +1329,34 @@
       <w:pPr>
         <w:rPr>
           <w:rFonts w:ascii="Calibri" w:hAnsi="Calibri" w:cs="Calibri"/>
+          <w:lang w:val="en-US"/>
         </w:rPr>
       </w:pPr>
       <w:r>
         <w:rPr>
           <w:rFonts w:ascii="Calibri" w:hAnsi="Calibri" w:cs="Calibri"/>
         </w:rPr>
-        <w:t xml:space="preserve">        }</w:t>
+        <w:t xml:space="preserve">        </w:t>
+      </w:r>
+      <w:r>
+        <w:rPr>
+          <w:rFonts w:ascii="Calibri" w:hAnsi="Calibri" w:cs="Calibri"/>
+          <w:lang w:val="en-US"/>
+        </w:rPr>
+        <w:t>}</w:t>
       </w:r>
     </w:p>
     <w:p>
       <w:pPr>
         <w:rPr>
           <w:rFonts w:ascii="Calibri" w:hAnsi="Calibri" w:cs="Calibri"/>
+          <w:lang w:val="en-US"/>
         </w:rPr>
       </w:pPr>
       <w:r>
         <w:rPr>
           <w:rFonts w:ascii="Calibri" w:hAnsi="Calibri" w:cs="Calibri"/>
+          <w:lang w:val="en-US"/>
         </w:rPr>
         <w:t xml:space="preserve">    ])%</w:t>
       </w:r>
@@ -1331,11 +1365,13 @@
       <w:pPr>
         <w:rPr>
           <w:rFonts w:ascii="Calibri" w:hAnsi="Calibri" w:cs="Calibri"/>
+          <w:lang w:val="en-US"/>
         </w:rPr>
       </w:pPr>
       <w:r>
         <w:rPr>
           <w:rFonts w:ascii="Calibri" w:hAnsi="Calibri" w:cs="Calibri"/>
+          <w:lang w:val="en-US"/>
         </w:rPr>
         <w:t>}{% set _=layout([</w:t>
       </w:r>
@@ -1344,11 +1380,13 @@
       <w:pPr>
         <w:rPr>
           <w:rFonts w:ascii="Calibri" w:hAnsi="Calibri" w:cs="Calibri"/>
+          <w:lang w:val="en-US"/>
         </w:rPr>
       </w:pPr>
       <w:r>
         <w:rPr>
           <w:rFonts w:ascii="Calibri" w:hAnsi="Calibri" w:cs="Calibri"/>
+          <w:lang w:val="en-US"/>
         </w:rPr>
         <w:t xml:space="preserve">        {"Stammdaten":[</w:t>
       </w:r>
@@ -1357,11 +1395,13 @@
       <w:pPr>
         <w:rPr>
           <w:rFonts w:ascii="Calibri" w:hAnsi="Calibri" w:cs="Calibri"/>
+          <w:lang w:val="en-US"/>
         </w:rPr>
       </w:pPr>
       <w:r>
         <w:rPr>
           <w:rFonts w:ascii="Calibri" w:hAnsi="Calibri" w:cs="Calibri"/>
+          <w:lang w:val="en-US"/>
         </w:rPr>
         <w:t xml:space="preserve">                ["Vorname","Name"],</w:t>
       </w:r>
@@ -1375,6 +1415,7 @@
       <w:r>
         <w:rPr>
           <w:rFonts w:ascii="Calibri" w:hAnsi="Calibri" w:cs="Calibri"/>
+          <w:lang w:val="en-US"/>
         </w:rPr>
         <w:t xml:space="preserve">                </w:t>
       </w:r>
@@ -2183,7 +2224,6 @@
   <w:style w:type="character" w:default="1" w:styleId="DefaultParagraphFont">
     <w:name w:val="Default Paragraph Font"/>
     <w:uiPriority w:val="1"/>
-    <w:semiHidden/>
     <w:unhideWhenUsed/>
   </w:style>
   <w:style w:type="table" w:default="1" w:styleId="TableNormal">

--- a/backend/data/Kündigung nach TKG 1&1.docx
+++ b/backend/data/Kündigung nach TKG 1&1.docx
@@ -1249,7 +1249,19 @@
         <w:rPr>
           <w:rFonts w:ascii="Calibri" w:hAnsi="Calibri" w:cs="Calibri"/>
         </w:rPr>
-        <w:t>","1und1</w:t>
+        <w:t>","1</w:t>
+      </w:r>
+      <w:r>
+        <w:rPr>
+          <w:rFonts w:ascii="Calibri" w:hAnsi="Calibri" w:cs="Calibri"/>
+        </w:rPr>
+        <w:t>&amp;</w:t>
+      </w:r>
+      <w:r>
+        <w:rPr>
+          <w:rFonts w:ascii="Calibri" w:hAnsi="Calibri" w:cs="Calibri"/>
+        </w:rPr>
+        <w:t>1</w:t>
       </w:r>
       <w:r>
         <w:rPr>
@@ -2224,6 +2236,7 @@
   <w:style w:type="character" w:default="1" w:styleId="DefaultParagraphFont">
     <w:name w:val="Default Paragraph Font"/>
     <w:uiPriority w:val="1"/>
+    <w:semiHidden/>
     <w:unhideWhenUsed/>
   </w:style>
   <w:style w:type="table" w:default="1" w:styleId="TableNormal">

--- a/backend/data/Kündigung nach TKG 1&1.docx
+++ b/backend/data/Kündigung nach TKG 1&1.docx
@@ -760,7 +760,19 @@
         <w:rPr>
           <w:rFonts w:ascii="Calibri" w:hAnsi="Calibri" w:cs="Calibri"/>
         </w:rPr>
-        <w:t>{%p if Handynummer %}</w:t>
+        <w:t xml:space="preserve">{%p if </w:t>
+      </w:r>
+      <w:r>
+        <w:rPr>
+          <w:rFonts w:ascii="Calibri" w:hAnsi="Calibri" w:cs="Calibri"/>
+        </w:rPr>
+        <w:t>Mobilnummer</w:t>
+      </w:r>
+      <w:r>
+        <w:rPr>
+          <w:rFonts w:ascii="Calibri" w:hAnsi="Calibri" w:cs="Calibri"/>
+        </w:rPr>
+        <w:t xml:space="preserve"> %}</w:t>
       </w:r>
     </w:p>
     <w:p>
@@ -773,7 +785,25 @@
         <w:rPr>
           <w:rFonts w:ascii="Calibri" w:hAnsi="Calibri" w:cs="Calibri"/>
         </w:rPr>
-        <w:t>Handynummer: {{ Handynummer }}</w:t>
+        <w:t>Mobilnummer</w:t>
+      </w:r>
+      <w:r>
+        <w:rPr>
+          <w:rFonts w:ascii="Calibri" w:hAnsi="Calibri" w:cs="Calibri"/>
+        </w:rPr>
+        <w:t xml:space="preserve">: {{ </w:t>
+      </w:r>
+      <w:r>
+        <w:rPr>
+          <w:rFonts w:ascii="Calibri" w:hAnsi="Calibri" w:cs="Calibri"/>
+        </w:rPr>
+        <w:t>Mobilnummer</w:t>
+      </w:r>
+      <w:r>
+        <w:rPr>
+          <w:rFonts w:ascii="Calibri" w:hAnsi="Calibri" w:cs="Calibri"/>
+        </w:rPr>
+        <w:t xml:space="preserve"> }}</w:t>
       </w:r>
     </w:p>
     <w:p>
@@ -1098,7 +1128,19 @@
         <w:rPr>
           <w:rFonts w:ascii="Calibri" w:hAnsi="Calibri" w:cs="Calibri"/>
         </w:rPr>
-        <w:t xml:space="preserve">        {"name":"Vertragsnummer","type":"number","optional":1,"require_one_of":["Vertragsnummer","Handynummer"]},</w:t>
+        <w:t xml:space="preserve">        {"name":"Vertragsnummer","type":"number","optional":1,"require_one_of":["Vertragsnummer","</w:t>
+      </w:r>
+      <w:r>
+        <w:rPr>
+          <w:rFonts w:ascii="Calibri" w:hAnsi="Calibri" w:cs="Calibri"/>
+        </w:rPr>
+        <w:t>Mobilnummer</w:t>
+      </w:r>
+      <w:r>
+        <w:rPr>
+          <w:rFonts w:ascii="Calibri" w:hAnsi="Calibri" w:cs="Calibri"/>
+        </w:rPr>
+        <w:t>"]},</w:t>
       </w:r>
     </w:p>
     <w:p>
@@ -1111,7 +1153,31 @@
         <w:rPr>
           <w:rFonts w:ascii="Calibri" w:hAnsi="Calibri" w:cs="Calibri"/>
         </w:rPr>
-        <w:t xml:space="preserve">        {"name":"Handynummer","type":"number","optional":1,"require_one_of":["Vertragsnummer","Handynummer"]},</w:t>
+        <w:t xml:space="preserve">        {"name":"</w:t>
+      </w:r>
+      <w:r>
+        <w:rPr>
+          <w:rFonts w:ascii="Calibri" w:hAnsi="Calibri" w:cs="Calibri"/>
+        </w:rPr>
+        <w:t>Mobilnummer</w:t>
+      </w:r>
+      <w:r>
+        <w:rPr>
+          <w:rFonts w:ascii="Calibri" w:hAnsi="Calibri" w:cs="Calibri"/>
+        </w:rPr>
+        <w:t>","type":"number","optional":1,"require_one_of":["Vertragsnummer","</w:t>
+      </w:r>
+      <w:r>
+        <w:rPr>
+          <w:rFonts w:ascii="Calibri" w:hAnsi="Calibri" w:cs="Calibri"/>
+        </w:rPr>
+        <w:t>Mobilnummer</w:t>
+      </w:r>
+      <w:r>
+        <w:rPr>
+          <w:rFonts w:ascii="Calibri" w:hAnsi="Calibri" w:cs="Calibri"/>
+        </w:rPr>
+        <w:t>"]},</w:t>
       </w:r>
     </w:p>
     <w:p>
@@ -1181,7 +1247,7 @@
         <w:rPr>
           <w:rFonts w:ascii="Calibri" w:hAnsi="Calibri" w:cs="Calibri"/>
         </w:rPr>
-        <w:t>7</w:t>
+        <w:t>8</w:t>
       </w:r>
       <w:r>
         <w:rPr>
@@ -1488,7 +1554,19 @@
         <w:rPr>
           <w:rFonts w:ascii="Calibri" w:hAnsi="Calibri" w:cs="Calibri"/>
         </w:rPr>
-        <w:t xml:space="preserve">                ["Kundenummer","Vertragsnummer","Handynummer"],</w:t>
+        <w:t xml:space="preserve">                ["Kundenummer","Vertragsnummer","</w:t>
+      </w:r>
+      <w:r>
+        <w:rPr>
+          <w:rFonts w:ascii="Calibri" w:hAnsi="Calibri" w:cs="Calibri"/>
+        </w:rPr>
+        <w:t>Mobilnummer</w:t>
+      </w:r>
+      <w:r>
+        <w:rPr>
+          <w:rFonts w:ascii="Calibri" w:hAnsi="Calibri" w:cs="Calibri"/>
+        </w:rPr>
+        <w:t>"],</w:t>
       </w:r>
     </w:p>
     <w:p>

--- a/backend/data/Kündigung nach TKG 1&1.docx
+++ b/backend/data/Kündigung nach TKG 1&1.docx
@@ -1266,25 +1266,22 @@
         <w:rPr>
           <w:rFonts w:ascii="Calibri" w:hAnsi="Calibri" w:cs="Calibri"/>
         </w:rPr>
-        <w:t xml:space="preserve">            "category":["</w:t>
+        <w:t xml:space="preserve">            "category":["Kündigung nach TKG"],</w:t>
       </w:r>
       <w:r>
         <w:rPr>
           <w:rFonts w:ascii="Calibri" w:hAnsi="Calibri" w:cs="Calibri"/>
         </w:rPr>
-        <w:t>K</w:t>
       </w:r>
       <w:r>
         <w:rPr>
           <w:rFonts w:ascii="Calibri" w:hAnsi="Calibri" w:cs="Calibri"/>
         </w:rPr>
-        <w:t>ündigung</w:t>
       </w:r>
       <w:r>
         <w:rPr>
           <w:rFonts w:ascii="Calibri" w:hAnsi="Calibri" w:cs="Calibri"/>
         </w:rPr>
-        <w:t>"],</w:t>
       </w:r>
     </w:p>
     <w:p>
